--- a/flow/20230927_hours/drafts/2026-05-u/01.05.docx
+++ b/flow/20230927_hours/drafts/2026-05-u/01.05.docx
@@ -1542,39 +1542,15 @@
           <w:color w:val="FF4400"/>
           <w:sz w:val="24"/>
         </w:rPr>
-        <w:t>Кондак (г. 8):</w:t>
-      </w:r>
-      <w:r>
-        <w:rPr>
-          <w:rFonts w:ascii="Times New Roman" w:hAnsi="Times New Roman"/>
-          <w:color w:val="000000"/>
-          <w:sz w:val="24"/>
-        </w:rPr>
-        <w:t xml:space="preserve"> </w:t>
-      </w:r>
-      <w:r>
-        <w:rPr>
-          <w:rFonts w:ascii="Times New Roman" w:hAnsi="Times New Roman"/>
-          <w:color w:val="000000"/>
-          <w:sz w:val="24"/>
-        </w:rPr>
-        <w:t>Lorem</w:t>
-      </w:r>
-      <w:r>
-        <w:rPr>
-          <w:rFonts w:ascii="Times New Roman" w:hAnsi="Times New Roman"/>
-          <w:color w:val="000000"/>
-          <w:sz w:val="24"/>
-        </w:rPr>
-        <w:t xml:space="preserve"> </w:t>
-      </w:r>
-      <w:r>
-        <w:rPr>
-          <w:rFonts w:ascii="Times New Roman" w:hAnsi="Times New Roman"/>
-          <w:color w:val="000000"/>
-          <w:sz w:val="24"/>
-        </w:rPr>
-        <w:t>ipsum</w:t>
+        <w:t xml:space="preserve">Кондак (г. 2): </w:t>
+      </w:r>
+      <w:r>
+        <w:rPr>
+          <w:rFonts w:ascii="Times New Roman" w:hAnsi="Times New Roman"/>
+          <w:color w:val="000000"/>
+          <w:sz w:val="24"/>
+        </w:rPr>
+        <w:t>Радуватися мироносицям повелів Ти,* плач праматері Єви втихомирив Ти воскресінням Твоїм, Христе Боже,* апостолам же Твоїм проповідувати повелів Ти:* Спас воскрес із гробу</w:t>
       </w:r>
     </w:p>
     <w:p>
@@ -6722,23 +6698,23 @@
           <w:color w:val="FF4400"/>
           <w:sz w:val="24"/>
         </w:rPr>
-        <w:t>Кондак (г. 8):</w:t>
-      </w:r>
-      <w:r>
-        <w:rPr>
-          <w:rFonts w:ascii="Times New Roman" w:hAnsi="Times New Roman"/>
-          <w:color w:val="000000"/>
-          <w:sz w:val="24"/>
-        </w:rPr>
-        <w:t xml:space="preserve"> </w:t>
-      </w:r>
-      <w:r>
-        <w:rPr>
-          <w:rFonts w:ascii="Times New Roman" w:hAnsi="Times New Roman"/>
-          <w:color w:val="000000"/>
-          <w:sz w:val="24"/>
-        </w:rPr>
-        <w:t>Lorem ipsum</w:t>
+        <w:t xml:space="preserve">Кондак (г. 2): </w:t>
+      </w:r>
+      <w:r>
+        <w:rPr>
+          <w:rFonts w:ascii="Times New Roman" w:hAnsi="Times New Roman"/>
+          <w:color w:val="000000"/>
+          <w:sz w:val="24"/>
+        </w:rPr>
+        <w:t>Радуватися мироносицям повелів Ти,* плач праматері Єви втихомирив Ти воскресінням Твоїм, Христе Боже,* апостолам же Твоїм проповідувати повелів Ти:* Спас воскрес із гробу</w:t>
+      </w:r>
+      <w:r>
+        <w:rPr>
+          <w:rFonts w:ascii="Times New Roman" w:hAnsi="Times New Roman"/>
+          <w:color w:val="000000"/>
+          <w:sz w:val="24"/>
+        </w:rPr>
+        <w:t>.</w:t>
       </w:r>
     </w:p>
     <w:bookmarkEnd w:id="0"/>
